--- a/插件详细手册/18.面板/关于限量商店界面.docx
+++ b/插件详细手册/18.面板/关于限量商店界面.docx
@@ -1,10 +1,13 @@
 
 <file path=word/document.xml><?xml version="1.0" encoding="utf-8"?>
-<w:document xmlns:wpc="http://schemas.microsoft.com/office/word/2010/wordprocessingCanvas" xmlns:cx="http://schemas.microsoft.com/office/drawing/2014/chartex" xmlns:cx1="http://schemas.microsoft.com/office/drawing/2015/9/8/chartex" xmlns:cx2="http://schemas.microsoft.com/office/drawing/2015/10/21/chartex" xmlns:cx3="http://schemas.microsoft.com/office/drawing/2016/5/9/chartex" xmlns:cx4="http://schemas.microsoft.com/office/drawing/2016/5/10/chartex" xmlns:cx5="http://schemas.microsoft.com/office/drawing/2016/5/11/chartex" xmlns:cx6="http://schemas.microsoft.com/office/drawing/2016/5/12/chartex" xmlns:cx7="http://schemas.microsoft.com/office/drawing/2016/5/13/chartex" xmlns:cx8="http://schemas.microsoft.com/office/drawing/2016/5/14/chartex" xmlns:mc="http://schemas.openxmlformats.org/markup-compatibility/2006" xmlns:aink="http://schemas.microsoft.com/office/drawing/2016/ink" xmlns:am3d="http://schemas.microsoft.com/office/drawing/2017/model3d" xmlns:o="urn:schemas-microsoft-com:office:office" xmlns:oel="http://schemas.microsoft.com/office/2019/extlst" xmlns:r="http://schemas.openxmlformats.org/officeDocument/2006/relationships" xmlns:m="http://schemas.openxmlformats.org/officeDocument/2006/math" xmlns:v="urn:schemas-microsoft-com:vml" xmlns:wp14="http://schemas.microsoft.com/office/word/2010/wordprocessingDrawing" xmlns:wp="http://schemas.openxmlformats.org/drawingml/2006/wordprocessingDrawing" xmlns:w10="urn:schemas-microsoft-com:office:word" xmlns:w="http://schemas.openxmlformats.org/wordprocessingml/2006/main" xmlns:w14="http://schemas.microsoft.com/office/word/2010/wordml" xmlns:w15="http://schemas.microsoft.com/office/word/2012/wordml" xmlns:w16cex="http://schemas.microsoft.com/office/word/2018/wordml/cex" xmlns:w16cid="http://schemas.microsoft.com/office/word/2016/wordml/cid" xmlns:w16="http://schemas.microsoft.com/office/word/2018/wordml" xmlns:w16sdtdh="http://schemas.microsoft.com/office/word/2020/wordml/sdtdatahash" xmlns:w16se="http://schemas.microsoft.com/office/word/2015/wordml/symex" xmlns:wpg="http://schemas.microsoft.com/office/word/2010/wordprocessingGroup" xmlns:wpi="http://schemas.microsoft.com/office/word/2010/wordprocessingInk" xmlns:wne="http://schemas.microsoft.com/office/word/2006/wordml" xmlns:wps="http://schemas.microsoft.com/office/word/2010/wordprocessingShape" mc:Ignorable="w14 w15 w16se w16cid w16 w16cex w16sdtdh wp14">
+<w:document xmlns:wpc="http://schemas.microsoft.com/office/word/2010/wordprocessingCanvas" xmlns:cx="http://schemas.microsoft.com/office/drawing/2014/chartex" xmlns:cx1="http://schemas.microsoft.com/office/drawing/2015/9/8/chartex" xmlns:cx2="http://schemas.microsoft.com/office/drawing/2015/10/21/chartex" xmlns:cx3="http://schemas.microsoft.com/office/drawing/2016/5/9/chartex" xmlns:cx4="http://schemas.microsoft.com/office/drawing/2016/5/10/chartex" xmlns:cx5="http://schemas.microsoft.com/office/drawing/2016/5/11/chartex" xmlns:cx6="http://schemas.microsoft.com/office/drawing/2016/5/12/chartex" xmlns:cx7="http://schemas.microsoft.com/office/drawing/2016/5/13/chartex" xmlns:cx8="http://schemas.microsoft.com/office/drawing/2016/5/14/chartex" xmlns:mc="http://schemas.openxmlformats.org/markup-compatibility/2006" xmlns:aink="http://schemas.microsoft.com/office/drawing/2016/ink" xmlns:am3d="http://schemas.microsoft.com/office/drawing/2017/model3d" xmlns:o="urn:schemas-microsoft-com:office:office" xmlns:oel="http://schemas.microsoft.com/office/2019/extlst" xmlns:r="http://schemas.openxmlformats.org/officeDocument/2006/relationships" xmlns:m="http://schemas.openxmlformats.org/officeDocument/2006/math" xmlns:v="urn:schemas-microsoft-com:vml" xmlns:wp14="http://schemas.microsoft.com/office/word/2010/wordprocessingDrawing" xmlns:wp="http://schemas.openxmlformats.org/drawingml/2006/wordprocessingDrawing" xmlns:w10="urn:schemas-microsoft-com:office:word" xmlns:w="http://schemas.openxmlformats.org/wordprocessingml/2006/main" xmlns:w14="http://schemas.microsoft.com/office/word/2010/wordml" xmlns:w15="http://schemas.microsoft.com/office/word/2012/wordml" xmlns:w16cex="http://schemas.microsoft.com/office/word/2018/wordml/cex" xmlns:w16cid="http://schemas.microsoft.com/office/word/2016/wordml/cid" xmlns:w16="http://schemas.microsoft.com/office/word/2018/wordml" xmlns:w16du="http://schemas.microsoft.com/office/word/2023/wordml/word16du" xmlns:w16sdtdh="http://schemas.microsoft.com/office/word/2020/wordml/sdtdatahash" xmlns:w16se="http://schemas.microsoft.com/office/word/2015/wordml/symex" xmlns:wpg="http://schemas.microsoft.com/office/word/2010/wordprocessingGroup" xmlns:wpi="http://schemas.microsoft.com/office/word/2010/wordprocessingInk" xmlns:wne="http://schemas.microsoft.com/office/word/2006/wordml" xmlns:wps="http://schemas.microsoft.com/office/word/2010/wordprocessingShape" mc:Ignorable="w14 w15 w16se w16cid w16 w16cex w16sdtdh w16du wp14">
   <w:body>
     <w:p>
       <w:pPr>
         <w:pStyle w:val="2"/>
+        <w:rPr>
+          <w:rFonts w:hint="eastAsia"/>
+        </w:rPr>
       </w:pPr>
       <w:r>
         <w:rPr>
@@ -18,7 +21,7 @@
         <w:pStyle w:val="3"/>
         <w:spacing w:before="120" w:after="120" w:line="415" w:lineRule="auto"/>
         <w:rPr>
-          <w:rFonts w:asciiTheme="minorHAnsi" w:eastAsiaTheme="minorEastAsia" w:hAnsiTheme="minorHAnsi" w:cstheme="minorBidi"/>
+          <w:rFonts w:asciiTheme="minorHAnsi" w:eastAsiaTheme="minorEastAsia" w:hAnsiTheme="minorHAnsi" w:cstheme="minorBidi" w:hint="eastAsia"/>
           <w:sz w:val="28"/>
           <w:szCs w:val="28"/>
         </w:rPr>
@@ -544,7 +547,7 @@
         <w:pStyle w:val="3"/>
         <w:spacing w:before="120" w:after="120" w:line="415" w:lineRule="auto"/>
         <w:rPr>
-          <w:rFonts w:asciiTheme="minorHAnsi" w:eastAsiaTheme="minorEastAsia" w:hAnsiTheme="minorHAnsi" w:cstheme="minorBidi"/>
+          <w:rFonts w:asciiTheme="minorHAnsi" w:eastAsiaTheme="minorEastAsia" w:hAnsiTheme="minorHAnsi" w:cstheme="minorBidi" w:hint="eastAsia"/>
           <w:sz w:val="28"/>
           <w:szCs w:val="28"/>
         </w:rPr>
@@ -1167,7 +1170,7 @@
         <w:pStyle w:val="3"/>
         <w:spacing w:before="120" w:after="120" w:line="415" w:lineRule="auto"/>
         <w:rPr>
-          <w:rFonts w:asciiTheme="minorHAnsi" w:eastAsiaTheme="minorEastAsia" w:hAnsiTheme="minorHAnsi" w:cstheme="minorBidi"/>
+          <w:rFonts w:asciiTheme="minorHAnsi" w:eastAsiaTheme="minorEastAsia" w:hAnsiTheme="minorHAnsi" w:cstheme="minorBidi" w:hint="eastAsia"/>
           <w:sz w:val="28"/>
           <w:szCs w:val="28"/>
         </w:rPr>
@@ -1232,10 +1235,10 @@
             <v:path o:extrusionok="f" gradientshapeok="t" o:connecttype="rect"/>
             <o:lock v:ext="edit" aspectratio="t"/>
           </v:shapetype>
-          <v:shape id="_x0000_i1025" type="#_x0000_t75" style="width:431.4pt;height:171.6pt" o:ole="">
+          <v:shape id="_x0000_i1025" type="#_x0000_t75" style="width:431.4pt;height:171.45pt" o:ole="">
             <v:imagedata r:id="rId11" o:title=""/>
           </v:shape>
-          <o:OLEObject Type="Embed" ProgID="Visio.Drawing.15" ShapeID="_x0000_i1025" DrawAspect="Content" ObjectID="_1717732812" r:id="rId12"/>
+          <o:OLEObject Type="Embed" ProgID="Visio.Drawing.15" ShapeID="_x0000_i1025" DrawAspect="Content" ObjectID="_1793297905" r:id="rId12"/>
         </w:object>
       </w:r>
     </w:p>
@@ -1268,134 +1271,134 @@
     </w:p>
     <w:p>
       <w:pPr>
+        <w:widowControl/>
+        <w:adjustRightInd w:val="0"/>
+        <w:snapToGrid w:val="0"/>
+        <w:jc w:val="left"/>
+        <w:rPr>
+          <w:rFonts w:ascii="Tahoma" w:eastAsia="微软雅黑" w:hAnsi="Tahoma" w:cstheme="minorBidi" w:hint="eastAsia"/>
+          <w:color w:val="FF0000"/>
+          <w:kern w:val="0"/>
+          <w:sz w:val="22"/>
+        </w:rPr>
+      </w:pPr>
+      <w:r>
+        <w:rPr>
+          <w:rFonts w:ascii="Tahoma" w:eastAsia="微软雅黑" w:hAnsi="Tahoma" w:cstheme="minorBidi" w:hint="eastAsia"/>
+          <w:color w:val="FF0000"/>
+          <w:kern w:val="0"/>
+          <w:sz w:val="22"/>
+        </w:rPr>
+        <w:t>注意，</w:t>
+      </w:r>
+      <w:r>
+        <w:rPr>
+          <w:rFonts w:ascii="Tahoma" w:eastAsia="微软雅黑" w:hAnsi="Tahoma" w:cstheme="minorBidi" w:hint="eastAsia"/>
+          <w:b/>
+          <w:bCs/>
+          <w:color w:val="FF0000"/>
+          <w:kern w:val="0"/>
+          <w:sz w:val="22"/>
+        </w:rPr>
+        <w:t>流程</w:t>
+      </w:r>
+      <w:r>
+        <w:rPr>
+          <w:rFonts w:ascii="Tahoma" w:eastAsia="微软雅黑" w:hAnsi="Tahoma" w:cstheme="minorBidi" w:hint="eastAsia"/>
+          <w:color w:val="FF0000"/>
+          <w:kern w:val="0"/>
+          <w:sz w:val="22"/>
+        </w:rPr>
+        <w:t>是</w:t>
+      </w:r>
+      <w:r>
+        <w:rPr>
+          <w:rFonts w:ascii="Tahoma" w:eastAsia="微软雅黑" w:hAnsi="Tahoma" w:cstheme="minorBidi" w:hint="eastAsia"/>
+          <w:color w:val="FF0000"/>
+          <w:kern w:val="0"/>
+          <w:sz w:val="22"/>
+        </w:rPr>
+        <w:t>程序内部无法改变的固定</w:t>
+      </w:r>
+      <w:r>
+        <w:rPr>
+          <w:rFonts w:ascii="Tahoma" w:eastAsia="微软雅黑" w:hAnsi="Tahoma" w:cstheme="minorBidi" w:hint="eastAsia"/>
+          <w:color w:val="FF0000"/>
+          <w:kern w:val="0"/>
+          <w:sz w:val="22"/>
+        </w:rPr>
+        <w:t>业务</w:t>
+      </w:r>
+      <w:r>
+        <w:rPr>
+          <w:rFonts w:ascii="Tahoma" w:eastAsia="微软雅黑" w:hAnsi="Tahoma" w:cstheme="minorBidi" w:hint="eastAsia"/>
+          <w:color w:val="FF0000"/>
+          <w:kern w:val="0"/>
+          <w:sz w:val="22"/>
+        </w:rPr>
+        <w:t>逻辑</w:t>
+      </w:r>
+      <w:r>
+        <w:rPr>
+          <w:rFonts w:ascii="Tahoma" w:eastAsia="微软雅黑" w:hAnsi="Tahoma" w:cstheme="minorBidi" w:hint="eastAsia"/>
+          <w:color w:val="FF0000"/>
+          <w:kern w:val="0"/>
+          <w:sz w:val="22"/>
+        </w:rPr>
+        <w:t>结构</w:t>
+      </w:r>
+      <w:r>
+        <w:rPr>
+          <w:rFonts w:ascii="Tahoma" w:eastAsia="微软雅黑" w:hAnsi="Tahoma" w:cstheme="minorBidi" w:hint="eastAsia"/>
+          <w:color w:val="FF0000"/>
+          <w:kern w:val="0"/>
+          <w:sz w:val="22"/>
+        </w:rPr>
+        <w:t>，</w:t>
+      </w:r>
+      <w:r>
+        <w:rPr>
+          <w:rFonts w:ascii="Tahoma" w:eastAsia="微软雅黑" w:hAnsi="Tahoma" w:cstheme="minorBidi" w:hint="eastAsia"/>
+          <w:color w:val="FF0000"/>
+          <w:kern w:val="0"/>
+          <w:sz w:val="22"/>
+        </w:rPr>
+        <w:t>你可以换界面、换外皮，但是无法改变流程，除非新写插件。</w:t>
+      </w:r>
+    </w:p>
+    <w:p>
+      <w:pPr>
         <w:pStyle w:val="3"/>
         <w:spacing w:before="120" w:after="120" w:line="415" w:lineRule="auto"/>
+        <w:rPr>
+          <w:rFonts w:asciiTheme="minorHAnsi" w:eastAsiaTheme="minorEastAsia" w:hAnsiTheme="minorHAnsi" w:cstheme="minorBidi" w:hint="eastAsia"/>
+          <w:sz w:val="28"/>
+          <w:szCs w:val="28"/>
+        </w:rPr>
+      </w:pPr>
+      <w:r>
+        <w:rPr>
+          <w:rFonts w:asciiTheme="minorHAnsi" w:eastAsiaTheme="minorEastAsia" w:hAnsiTheme="minorHAnsi" w:cstheme="minorBidi" w:hint="eastAsia"/>
+          <w:sz w:val="28"/>
+          <w:szCs w:val="28"/>
+        </w:rPr>
+        <w:t>结构</w:t>
+      </w:r>
+      <w:r>
         <w:rPr>
           <w:rFonts w:asciiTheme="minorHAnsi" w:eastAsiaTheme="minorEastAsia" w:hAnsiTheme="minorHAnsi" w:cstheme="minorBidi"/>
           <w:sz w:val="28"/>
           <w:szCs w:val="28"/>
         </w:rPr>
-      </w:pPr>
+        <w:t>/</w:t>
+      </w:r>
       <w:r>
         <w:rPr>
           <w:rFonts w:asciiTheme="minorHAnsi" w:eastAsiaTheme="minorEastAsia" w:hAnsiTheme="minorHAnsi" w:cstheme="minorBidi" w:hint="eastAsia"/>
           <w:sz w:val="28"/>
           <w:szCs w:val="28"/>
         </w:rPr>
-        <w:t>结构</w:t>
-      </w:r>
-      <w:r>
-        <w:rPr>
-          <w:rFonts w:asciiTheme="minorHAnsi" w:eastAsiaTheme="minorEastAsia" w:hAnsiTheme="minorHAnsi" w:cstheme="minorBidi"/>
-          <w:sz w:val="28"/>
-          <w:szCs w:val="28"/>
-        </w:rPr>
-        <w:t>/</w:t>
-      </w:r>
-      <w:r>
-        <w:rPr>
-          <w:rFonts w:asciiTheme="minorHAnsi" w:eastAsiaTheme="minorEastAsia" w:hAnsiTheme="minorHAnsi" w:cstheme="minorBidi" w:hint="eastAsia"/>
-          <w:sz w:val="28"/>
-          <w:szCs w:val="28"/>
-        </w:rPr>
         <w:t>流程</w:t>
-      </w:r>
-    </w:p>
-    <w:p>
-      <w:pPr>
-        <w:widowControl/>
-        <w:adjustRightInd w:val="0"/>
-        <w:snapToGrid w:val="0"/>
-        <w:spacing w:after="200"/>
-        <w:jc w:val="left"/>
-        <w:rPr>
-          <w:rFonts w:ascii="Tahoma" w:eastAsia="微软雅黑" w:hAnsi="Tahoma" w:cstheme="minorBidi"/>
-          <w:kern w:val="0"/>
-          <w:sz w:val="22"/>
-        </w:rPr>
-      </w:pPr>
-      <w:r>
-        <w:rPr>
-          <w:rFonts w:ascii="Tahoma" w:eastAsia="微软雅黑" w:hAnsi="Tahoma" w:cstheme="minorBidi" w:hint="eastAsia"/>
-          <w:color w:val="FF0000"/>
-          <w:kern w:val="0"/>
-          <w:sz w:val="22"/>
-        </w:rPr>
-        <w:t>注意，</w:t>
-      </w:r>
-      <w:r>
-        <w:rPr>
-          <w:rFonts w:ascii="Tahoma" w:eastAsia="微软雅黑" w:hAnsi="Tahoma" w:cstheme="minorBidi" w:hint="eastAsia"/>
-          <w:b/>
-          <w:bCs/>
-          <w:color w:val="FF0000"/>
-          <w:kern w:val="0"/>
-          <w:sz w:val="22"/>
-        </w:rPr>
-        <w:t>流程</w:t>
-      </w:r>
-      <w:r>
-        <w:rPr>
-          <w:rFonts w:ascii="Tahoma" w:eastAsia="微软雅黑" w:hAnsi="Tahoma" w:cstheme="minorBidi" w:hint="eastAsia"/>
-          <w:color w:val="FF0000"/>
-          <w:kern w:val="0"/>
-          <w:sz w:val="22"/>
-        </w:rPr>
-        <w:t>是</w:t>
-      </w:r>
-      <w:r>
-        <w:rPr>
-          <w:rFonts w:ascii="Tahoma" w:eastAsia="微软雅黑" w:hAnsi="Tahoma" w:cstheme="minorBidi" w:hint="eastAsia"/>
-          <w:color w:val="FF0000"/>
-          <w:kern w:val="0"/>
-          <w:sz w:val="22"/>
-        </w:rPr>
-        <w:t>程序内部无法改变的固定</w:t>
-      </w:r>
-      <w:r>
-        <w:rPr>
-          <w:rFonts w:ascii="Tahoma" w:eastAsia="微软雅黑" w:hAnsi="Tahoma" w:cstheme="minorBidi" w:hint="eastAsia"/>
-          <w:color w:val="FF0000"/>
-          <w:kern w:val="0"/>
-          <w:sz w:val="22"/>
-        </w:rPr>
-        <w:t>业务</w:t>
-      </w:r>
-      <w:r>
-        <w:rPr>
-          <w:rFonts w:ascii="Tahoma" w:eastAsia="微软雅黑" w:hAnsi="Tahoma" w:cstheme="minorBidi" w:hint="eastAsia"/>
-          <w:color w:val="FF0000"/>
-          <w:kern w:val="0"/>
-          <w:sz w:val="22"/>
-        </w:rPr>
-        <w:t>逻辑</w:t>
-      </w:r>
-      <w:r>
-        <w:rPr>
-          <w:rFonts w:ascii="Tahoma" w:eastAsia="微软雅黑" w:hAnsi="Tahoma" w:cstheme="minorBidi" w:hint="eastAsia"/>
-          <w:color w:val="FF0000"/>
-          <w:kern w:val="0"/>
-          <w:sz w:val="22"/>
-        </w:rPr>
-        <w:t>结构</w:t>
-      </w:r>
-      <w:r>
-        <w:rPr>
-          <w:rFonts w:ascii="Tahoma" w:eastAsia="微软雅黑" w:hAnsi="Tahoma" w:cstheme="minorBidi" w:hint="eastAsia"/>
-          <w:color w:val="FF0000"/>
-          <w:kern w:val="0"/>
-          <w:sz w:val="22"/>
-        </w:rPr>
-        <w:t>，</w:t>
-      </w:r>
-      <w:r>
-        <w:rPr>
-          <w:rFonts w:ascii="Tahoma" w:eastAsia="微软雅黑" w:hAnsi="Tahoma" w:cstheme="minorBidi" w:hint="eastAsia"/>
-          <w:color w:val="FF0000"/>
-          <w:kern w:val="0"/>
-          <w:sz w:val="22"/>
-        </w:rPr>
-        <w:t>你可以换界面、换外皮，但是无法改变流程，除非新写插件。</w:t>
       </w:r>
     </w:p>
     <w:p>
@@ -1417,7 +1420,31 @@
           <w:kern w:val="0"/>
           <w:sz w:val="22"/>
         </w:rPr>
-        <w:t>限量插件只有一个流程，即购买物品流程：</w:t>
+        <w:t>流程中，具备下面</w:t>
+      </w:r>
+      <w:r>
+        <w:rPr>
+          <w:rFonts w:ascii="Tahoma" w:eastAsia="微软雅黑" w:hAnsi="Tahoma" w:cstheme="minorBidi" w:hint="eastAsia"/>
+          <w:kern w:val="0"/>
+          <w:sz w:val="22"/>
+        </w:rPr>
+        <w:t>2</w:t>
+      </w:r>
+      <w:r>
+        <w:rPr>
+          <w:rFonts w:ascii="Tahoma" w:eastAsia="微软雅黑" w:hAnsi="Tahoma" w:cstheme="minorBidi" w:hint="eastAsia"/>
+          <w:kern w:val="0"/>
+          <w:sz w:val="22"/>
+        </w:rPr>
+        <w:t>种图的情况。可看到的部件如下</w:t>
+      </w:r>
+      <w:r>
+        <w:rPr>
+          <w:rFonts w:ascii="Tahoma" w:eastAsia="微软雅黑" w:hAnsi="Tahoma" w:cstheme="minorBidi" w:hint="eastAsia"/>
+          <w:kern w:val="0"/>
+          <w:sz w:val="22"/>
+        </w:rPr>
+        <w:t>：</w:t>
       </w:r>
     </w:p>
     <w:p>
@@ -1618,6 +1645,14 @@
           <w:kern w:val="0"/>
           <w:sz w:val="22"/>
         </w:rPr>
+        <w:t>部件：</w:t>
+      </w:r>
+      <w:r>
+        <w:rPr>
+          <w:rFonts w:ascii="Tahoma" w:eastAsia="微软雅黑" w:hAnsi="Tahoma" w:cstheme="minorBidi" w:hint="eastAsia"/>
+          <w:kern w:val="0"/>
+          <w:sz w:val="22"/>
+        </w:rPr>
         <w:t>服务员</w:t>
       </w:r>
       <w:r>
@@ -1715,6 +1750,30 @@
           <w:sz w:val="22"/>
         </w:rPr>
         <w:t>帮助窗口</w:t>
+      </w:r>
+      <w:r>
+        <w:rPr>
+          <w:rFonts w:ascii="Tahoma" w:eastAsia="微软雅黑" w:hAnsi="Tahoma" w:cstheme="minorBidi" w:hint="eastAsia"/>
+          <w:kern w:val="0"/>
+          <w:sz w:val="22"/>
+        </w:rPr>
+        <w:t>【图</w:t>
+      </w:r>
+      <w:r>
+        <w:rPr>
+          <w:rFonts w:ascii="Tahoma" w:eastAsia="微软雅黑" w:hAnsi="Tahoma" w:cstheme="minorBidi" w:hint="eastAsia"/>
+          <w:kern w:val="0"/>
+          <w:sz w:val="22"/>
+        </w:rPr>
+        <w:t>1</w:t>
+      </w:r>
+      <w:r>
+        <w:rPr>
+          <w:rFonts w:ascii="Tahoma" w:eastAsia="微软雅黑" w:hAnsi="Tahoma" w:cstheme="minorBidi" w:hint="eastAsia"/>
+          <w:kern w:val="0"/>
+          <w:sz w:val="22"/>
+        </w:rPr>
+        <w:t>】</w:t>
       </w:r>
     </w:p>
     <w:p>
@@ -1768,6 +1827,14 @@
           <w:kern w:val="0"/>
           <w:sz w:val="22"/>
         </w:rPr>
+        <w:t>部件：</w:t>
+      </w:r>
+      <w:r>
+        <w:rPr>
+          <w:rFonts w:ascii="Tahoma" w:eastAsia="微软雅黑" w:hAnsi="Tahoma" w:cstheme="minorBidi" w:hint="eastAsia"/>
+          <w:kern w:val="0"/>
+          <w:sz w:val="22"/>
+        </w:rPr>
         <w:t>服务员</w:t>
       </w:r>
       <w:r>
@@ -1889,6 +1956,30 @@
           <w:sz w:val="22"/>
         </w:rPr>
         <w:t>确认窗口</w:t>
+      </w:r>
+      <w:r>
+        <w:rPr>
+          <w:rFonts w:ascii="Tahoma" w:eastAsia="微软雅黑" w:hAnsi="Tahoma" w:cstheme="minorBidi" w:hint="eastAsia"/>
+          <w:kern w:val="0"/>
+          <w:sz w:val="22"/>
+        </w:rPr>
+        <w:t>【图</w:t>
+      </w:r>
+      <w:r>
+        <w:rPr>
+          <w:rFonts w:ascii="Tahoma" w:eastAsia="微软雅黑" w:hAnsi="Tahoma" w:cstheme="minorBidi" w:hint="eastAsia"/>
+          <w:kern w:val="0"/>
+          <w:sz w:val="22"/>
+        </w:rPr>
+        <w:t>2</w:t>
+      </w:r>
+      <w:r>
+        <w:rPr>
+          <w:rFonts w:ascii="Tahoma" w:eastAsia="微软雅黑" w:hAnsi="Tahoma" w:cstheme="minorBidi" w:hint="eastAsia"/>
+          <w:kern w:val="0"/>
+          <w:sz w:val="22"/>
+        </w:rPr>
+        <w:t>】</w:t>
       </w:r>
     </w:p>
     <w:p>
@@ -1986,7 +2077,7 @@
         <w:widowControl/>
         <w:jc w:val="left"/>
         <w:rPr>
-          <w:rFonts w:ascii="等线" w:eastAsia="等线" w:hAnsi="等线"/>
+          <w:rFonts w:ascii="等线" w:eastAsia="等线" w:hAnsi="等线" w:hint="eastAsia"/>
           <w:b/>
           <w:bCs/>
           <w:sz w:val="28"/>
@@ -2005,7 +2096,7 @@
         <w:pStyle w:val="3"/>
         <w:spacing w:before="120" w:after="120" w:line="415" w:lineRule="auto"/>
         <w:rPr>
-          <w:rFonts w:asciiTheme="minorHAnsi" w:eastAsiaTheme="minorEastAsia" w:hAnsiTheme="minorHAnsi" w:cstheme="minorBidi"/>
+          <w:rFonts w:asciiTheme="minorHAnsi" w:eastAsiaTheme="minorEastAsia" w:hAnsiTheme="minorHAnsi" w:cstheme="minorBidi" w:hint="eastAsia"/>
           <w:sz w:val="28"/>
           <w:szCs w:val="28"/>
         </w:rPr>
@@ -2335,7 +2426,25 @@
           <w:sz w:val="22"/>
         </w:rPr>
         <w:lastRenderedPageBreak/>
-        <w:t>按钮组运动方式</w:t>
+        <w:t>按钮</w:t>
+      </w:r>
+      <w:proofErr w:type="gramStart"/>
+      <w:r>
+        <w:rPr>
+          <w:rFonts w:ascii="Tahoma" w:eastAsia="微软雅黑" w:hAnsi="Tahoma" w:cstheme="minorBidi" w:hint="eastAsia"/>
+          <w:kern w:val="0"/>
+          <w:sz w:val="22"/>
+        </w:rPr>
+        <w:t>组运动</w:t>
+      </w:r>
+      <w:proofErr w:type="gramEnd"/>
+      <w:r>
+        <w:rPr>
+          <w:rFonts w:ascii="Tahoma" w:eastAsia="微软雅黑" w:hAnsi="Tahoma" w:cstheme="minorBidi" w:hint="eastAsia"/>
+          <w:kern w:val="0"/>
+          <w:sz w:val="22"/>
+        </w:rPr>
+        <w:t>方式</w:t>
       </w:r>
       <w:r>
         <w:rPr>
@@ -2873,7 +2982,7 @@
         <w:pStyle w:val="3"/>
         <w:spacing w:before="120" w:after="120" w:line="415" w:lineRule="auto"/>
         <w:rPr>
-          <w:rFonts w:asciiTheme="minorHAnsi" w:eastAsiaTheme="minorEastAsia" w:hAnsiTheme="minorHAnsi" w:cstheme="minorBidi"/>
+          <w:rFonts w:asciiTheme="minorHAnsi" w:eastAsiaTheme="minorEastAsia" w:hAnsiTheme="minorHAnsi" w:cstheme="minorBidi" w:hint="eastAsia"/>
           <w:sz w:val="28"/>
           <w:szCs w:val="28"/>
         </w:rPr>
@@ -3094,7 +3203,25 @@
           <w:kern w:val="0"/>
           <w:sz w:val="22"/>
         </w:rPr>
-        <w:t>（背包限制和库存限制都可以显示最大值或者只显示剩余量，只是含义不一样）</w:t>
+        <w:t>（背包限制和库存限制都可以显示最大</w:t>
+      </w:r>
+      <w:proofErr w:type="gramStart"/>
+      <w:r>
+        <w:rPr>
+          <w:rFonts w:ascii="Tahoma" w:eastAsia="微软雅黑" w:hAnsi="Tahoma" w:cstheme="minorBidi" w:hint="eastAsia"/>
+          <w:kern w:val="0"/>
+          <w:sz w:val="22"/>
+        </w:rPr>
+        <w:t>值或者</w:t>
+      </w:r>
+      <w:proofErr w:type="gramEnd"/>
+      <w:r>
+        <w:rPr>
+          <w:rFonts w:ascii="Tahoma" w:eastAsia="微软雅黑" w:hAnsi="Tahoma" w:cstheme="minorBidi" w:hint="eastAsia"/>
+          <w:kern w:val="0"/>
+          <w:sz w:val="22"/>
+        </w:rPr>
+        <w:t>只显示剩余量，只是含义不一样）</w:t>
       </w:r>
     </w:p>
     <w:p>
@@ -3160,7 +3287,7 @@
         <w:spacing w:after="200"/>
         <w:jc w:val="center"/>
         <w:rPr>
-          <w:rFonts w:ascii="等线" w:eastAsia="等线" w:hAnsi="等线"/>
+          <w:rFonts w:ascii="等线" w:eastAsia="等线" w:hAnsi="等线" w:hint="eastAsia"/>
           <w:b/>
           <w:bCs/>
           <w:sz w:val="28"/>
@@ -3263,21 +3390,21 @@
         <w:widowControl/>
         <w:jc w:val="left"/>
         <w:rPr>
+          <w:rFonts w:ascii="等线" w:eastAsia="等线" w:hAnsi="等线" w:hint="eastAsia"/>
+          <w:b/>
+          <w:bCs/>
+          <w:sz w:val="28"/>
+          <w:szCs w:val="32"/>
+        </w:rPr>
+      </w:pPr>
+      <w:r>
+        <w:rPr>
           <w:rFonts w:ascii="等线" w:eastAsia="等线" w:hAnsi="等线"/>
           <w:b/>
           <w:bCs/>
           <w:sz w:val="28"/>
           <w:szCs w:val="32"/>
         </w:rPr>
-      </w:pPr>
-      <w:r>
-        <w:rPr>
-          <w:rFonts w:ascii="等线" w:eastAsia="等线" w:hAnsi="等线"/>
-          <w:b/>
-          <w:bCs/>
-          <w:sz w:val="28"/>
-          <w:szCs w:val="32"/>
-        </w:rPr>
         <w:br w:type="page"/>
       </w:r>
     </w:p>
@@ -3286,7 +3413,7 @@
         <w:pStyle w:val="3"/>
         <w:spacing w:before="120" w:after="120" w:line="415" w:lineRule="auto"/>
         <w:rPr>
-          <w:rFonts w:asciiTheme="minorHAnsi" w:eastAsiaTheme="minorEastAsia" w:hAnsiTheme="minorHAnsi" w:cstheme="minorBidi"/>
+          <w:rFonts w:asciiTheme="minorHAnsi" w:eastAsiaTheme="minorEastAsia" w:hAnsiTheme="minorHAnsi" w:cstheme="minorBidi" w:hint="eastAsia"/>
           <w:sz w:val="28"/>
           <w:szCs w:val="28"/>
         </w:rPr>
@@ -3790,17 +3917,17 @@
         <w:pStyle w:val="3"/>
         <w:spacing w:before="120" w:after="120" w:line="415" w:lineRule="auto"/>
         <w:rPr>
-          <w:rFonts w:asciiTheme="minorHAnsi" w:eastAsiaTheme="minorEastAsia" w:hAnsiTheme="minorHAnsi" w:cstheme="minorBidi"/>
-          <w:sz w:val="28"/>
-          <w:szCs w:val="28"/>
-        </w:rPr>
-      </w:pPr>
-      <w:r>
-        <w:rPr>
           <w:rFonts w:asciiTheme="minorHAnsi" w:eastAsiaTheme="minorEastAsia" w:hAnsiTheme="minorHAnsi" w:cstheme="minorBidi" w:hint="eastAsia"/>
           <w:sz w:val="28"/>
           <w:szCs w:val="28"/>
         </w:rPr>
+      </w:pPr>
+      <w:r>
+        <w:rPr>
+          <w:rFonts w:asciiTheme="minorHAnsi" w:eastAsiaTheme="minorEastAsia" w:hAnsiTheme="minorHAnsi" w:cstheme="minorBidi" w:hint="eastAsia"/>
+          <w:sz w:val="28"/>
+          <w:szCs w:val="28"/>
+        </w:rPr>
         <w:lastRenderedPageBreak/>
         <w:t>服务员</w:t>
       </w:r>
@@ -3821,7 +3948,25 @@
           <w:kern w:val="0"/>
           <w:sz w:val="22"/>
         </w:rPr>
-        <w:t>服务员可以对以下情况作出不同</w:t>
+        <w:t>服务员可以对以下情况</w:t>
+      </w:r>
+      <w:proofErr w:type="gramStart"/>
+      <w:r>
+        <w:rPr>
+          <w:rFonts w:ascii="Tahoma" w:eastAsia="微软雅黑" w:hAnsi="Tahoma" w:cstheme="minorBidi" w:hint="eastAsia"/>
+          <w:kern w:val="0"/>
+          <w:sz w:val="22"/>
+        </w:rPr>
+        <w:t>作出</w:t>
+      </w:r>
+      <w:proofErr w:type="gramEnd"/>
+      <w:r>
+        <w:rPr>
+          <w:rFonts w:ascii="Tahoma" w:eastAsia="微软雅黑" w:hAnsi="Tahoma" w:cstheme="minorBidi" w:hint="eastAsia"/>
+          <w:kern w:val="0"/>
+          <w:sz w:val="22"/>
+        </w:rPr>
+        <w:t>不同</w:t>
       </w:r>
       <w:r>
         <w:rPr>
@@ -4065,7 +4210,7 @@
         <w:widowControl/>
         <w:jc w:val="center"/>
         <w:rPr>
-          <w:rFonts w:ascii="宋体" w:hAnsi="宋体" w:cs="宋体"/>
+          <w:rFonts w:ascii="宋体" w:hAnsi="宋体" w:cs="宋体" w:hint="eastAsia"/>
           <w:kern w:val="0"/>
           <w:szCs w:val="24"/>
         </w:rPr>
@@ -4131,7 +4276,7 @@
           <w:szCs w:val="24"/>
         </w:rPr>
         <w:drawing>
-          <wp:inline distT="0" distB="0" distL="0" distR="0" wp14:anchorId="75C40C33" wp14:editId="7D14EC7F">
+          <wp:inline distT="0" distB="0" distL="0" distR="0" wp14:anchorId="75C40C33" wp14:editId="16F6E969">
             <wp:extent cx="3108366" cy="3264535"/>
             <wp:effectExtent l="0" t="0" r="0" b="0"/>
             <wp:docPr id="32" name="图片 32"/>
@@ -4233,6 +4378,9 @@
     <w:p>
       <w:pPr>
         <w:pStyle w:val="2"/>
+        <w:rPr>
+          <w:rFonts w:hint="eastAsia"/>
+        </w:rPr>
       </w:pPr>
       <w:r>
         <w:rPr>
@@ -4277,7 +4425,7 @@
 </file>
 
 <file path=word/endnotes.xml><?xml version="1.0" encoding="utf-8"?>
-<w:endnotes xmlns:wpc="http://schemas.microsoft.com/office/word/2010/wordprocessingCanvas" xmlns:cx="http://schemas.microsoft.com/office/drawing/2014/chartex" xmlns:cx1="http://schemas.microsoft.com/office/drawing/2015/9/8/chartex" xmlns:cx2="http://schemas.microsoft.com/office/drawing/2015/10/21/chartex" xmlns:cx3="http://schemas.microsoft.com/office/drawing/2016/5/9/chartex" xmlns:cx4="http://schemas.microsoft.com/office/drawing/2016/5/10/chartex" xmlns:cx5="http://schemas.microsoft.com/office/drawing/2016/5/11/chartex" xmlns:cx6="http://schemas.microsoft.com/office/drawing/2016/5/12/chartex" xmlns:cx7="http://schemas.microsoft.com/office/drawing/2016/5/13/chartex" xmlns:cx8="http://schemas.microsoft.com/office/drawing/2016/5/14/chartex" xmlns:mc="http://schemas.openxmlformats.org/markup-compatibility/2006" xmlns:aink="http://schemas.microsoft.com/office/drawing/2016/ink" xmlns:am3d="http://schemas.microsoft.com/office/drawing/2017/model3d" xmlns:o="urn:schemas-microsoft-com:office:office" xmlns:oel="http://schemas.microsoft.com/office/2019/extlst" xmlns:r="http://schemas.openxmlformats.org/officeDocument/2006/relationships" xmlns:m="http://schemas.openxmlformats.org/officeDocument/2006/math" xmlns:v="urn:schemas-microsoft-com:vml" xmlns:wp14="http://schemas.microsoft.com/office/word/2010/wordprocessingDrawing" xmlns:wp="http://schemas.openxmlformats.org/drawingml/2006/wordprocessingDrawing" xmlns:w10="urn:schemas-microsoft-com:office:word" xmlns:w="http://schemas.openxmlformats.org/wordprocessingml/2006/main" xmlns:w14="http://schemas.microsoft.com/office/word/2010/wordml" xmlns:w15="http://schemas.microsoft.com/office/word/2012/wordml" xmlns:w16cex="http://schemas.microsoft.com/office/word/2018/wordml/cex" xmlns:w16cid="http://schemas.microsoft.com/office/word/2016/wordml/cid" xmlns:w16="http://schemas.microsoft.com/office/word/2018/wordml" xmlns:w16sdtdh="http://schemas.microsoft.com/office/word/2020/wordml/sdtdatahash" xmlns:w16se="http://schemas.microsoft.com/office/word/2015/wordml/symex" xmlns:wpg="http://schemas.microsoft.com/office/word/2010/wordprocessingGroup" xmlns:wpi="http://schemas.microsoft.com/office/word/2010/wordprocessingInk" xmlns:wne="http://schemas.microsoft.com/office/word/2006/wordml" xmlns:wps="http://schemas.microsoft.com/office/word/2010/wordprocessingShape" mc:Ignorable="w14 w15 w16se w16cid w16 w16cex w16sdtdh wp14">
+<w:endnotes xmlns:wpc="http://schemas.microsoft.com/office/word/2010/wordprocessingCanvas" xmlns:cx="http://schemas.microsoft.com/office/drawing/2014/chartex" xmlns:cx1="http://schemas.microsoft.com/office/drawing/2015/9/8/chartex" xmlns:cx2="http://schemas.microsoft.com/office/drawing/2015/10/21/chartex" xmlns:cx3="http://schemas.microsoft.com/office/drawing/2016/5/9/chartex" xmlns:cx4="http://schemas.microsoft.com/office/drawing/2016/5/10/chartex" xmlns:cx5="http://schemas.microsoft.com/office/drawing/2016/5/11/chartex" xmlns:cx6="http://schemas.microsoft.com/office/drawing/2016/5/12/chartex" xmlns:cx7="http://schemas.microsoft.com/office/drawing/2016/5/13/chartex" xmlns:cx8="http://schemas.microsoft.com/office/drawing/2016/5/14/chartex" xmlns:mc="http://schemas.openxmlformats.org/markup-compatibility/2006" xmlns:aink="http://schemas.microsoft.com/office/drawing/2016/ink" xmlns:am3d="http://schemas.microsoft.com/office/drawing/2017/model3d" xmlns:o="urn:schemas-microsoft-com:office:office" xmlns:oel="http://schemas.microsoft.com/office/2019/extlst" xmlns:r="http://schemas.openxmlformats.org/officeDocument/2006/relationships" xmlns:m="http://schemas.openxmlformats.org/officeDocument/2006/math" xmlns:v="urn:schemas-microsoft-com:vml" xmlns:wp14="http://schemas.microsoft.com/office/word/2010/wordprocessingDrawing" xmlns:wp="http://schemas.openxmlformats.org/drawingml/2006/wordprocessingDrawing" xmlns:w10="urn:schemas-microsoft-com:office:word" xmlns:w="http://schemas.openxmlformats.org/wordprocessingml/2006/main" xmlns:w14="http://schemas.microsoft.com/office/word/2010/wordml" xmlns:w15="http://schemas.microsoft.com/office/word/2012/wordml" xmlns:w16cex="http://schemas.microsoft.com/office/word/2018/wordml/cex" xmlns:w16cid="http://schemas.microsoft.com/office/word/2016/wordml/cid" xmlns:w16="http://schemas.microsoft.com/office/word/2018/wordml" xmlns:w16du="http://schemas.microsoft.com/office/word/2023/wordml/word16du" xmlns:w16sdtdh="http://schemas.microsoft.com/office/word/2020/wordml/sdtdatahash" xmlns:w16se="http://schemas.microsoft.com/office/word/2015/wordml/symex" xmlns:wpg="http://schemas.microsoft.com/office/word/2010/wordprocessingGroup" xmlns:wpi="http://schemas.microsoft.com/office/word/2010/wordprocessingInk" xmlns:wne="http://schemas.microsoft.com/office/word/2006/wordml" xmlns:wps="http://schemas.microsoft.com/office/word/2010/wordprocessingShape" mc:Ignorable="w14 w15 w16se w16cid w16 w16cex w16sdtdh w16du wp14">
   <w:endnote w:type="separator" w:id="-1">
     <w:p>
       <w:r>
@@ -4296,7 +4444,7 @@
 </file>
 
 <file path=word/footnotes.xml><?xml version="1.0" encoding="utf-8"?>
-<w:footnotes xmlns:wpc="http://schemas.microsoft.com/office/word/2010/wordprocessingCanvas" xmlns:cx="http://schemas.microsoft.com/office/drawing/2014/chartex" xmlns:cx1="http://schemas.microsoft.com/office/drawing/2015/9/8/chartex" xmlns:cx2="http://schemas.microsoft.com/office/drawing/2015/10/21/chartex" xmlns:cx3="http://schemas.microsoft.com/office/drawing/2016/5/9/chartex" xmlns:cx4="http://schemas.microsoft.com/office/drawing/2016/5/10/chartex" xmlns:cx5="http://schemas.microsoft.com/office/drawing/2016/5/11/chartex" xmlns:cx6="http://schemas.microsoft.com/office/drawing/2016/5/12/chartex" xmlns:cx7="http://schemas.microsoft.com/office/drawing/2016/5/13/chartex" xmlns:cx8="http://schemas.microsoft.com/office/drawing/2016/5/14/chartex" xmlns:mc="http://schemas.openxmlformats.org/markup-compatibility/2006" xmlns:aink="http://schemas.microsoft.com/office/drawing/2016/ink" xmlns:am3d="http://schemas.microsoft.com/office/drawing/2017/model3d" xmlns:o="urn:schemas-microsoft-com:office:office" xmlns:oel="http://schemas.microsoft.com/office/2019/extlst" xmlns:r="http://schemas.openxmlformats.org/officeDocument/2006/relationships" xmlns:m="http://schemas.openxmlformats.org/officeDocument/2006/math" xmlns:v="urn:schemas-microsoft-com:vml" xmlns:wp14="http://schemas.microsoft.com/office/word/2010/wordprocessingDrawing" xmlns:wp="http://schemas.openxmlformats.org/drawingml/2006/wordprocessingDrawing" xmlns:w10="urn:schemas-microsoft-com:office:word" xmlns:w="http://schemas.openxmlformats.org/wordprocessingml/2006/main" xmlns:w14="http://schemas.microsoft.com/office/word/2010/wordml" xmlns:w15="http://schemas.microsoft.com/office/word/2012/wordml" xmlns:w16cex="http://schemas.microsoft.com/office/word/2018/wordml/cex" xmlns:w16cid="http://schemas.microsoft.com/office/word/2016/wordml/cid" xmlns:w16="http://schemas.microsoft.com/office/word/2018/wordml" xmlns:w16sdtdh="http://schemas.microsoft.com/office/word/2020/wordml/sdtdatahash" xmlns:w16se="http://schemas.microsoft.com/office/word/2015/wordml/symex" xmlns:wpg="http://schemas.microsoft.com/office/word/2010/wordprocessingGroup" xmlns:wpi="http://schemas.microsoft.com/office/word/2010/wordprocessingInk" xmlns:wne="http://schemas.microsoft.com/office/word/2006/wordml" xmlns:wps="http://schemas.microsoft.com/office/word/2010/wordprocessingShape" mc:Ignorable="w14 w15 w16se w16cid w16 w16cex w16sdtdh wp14">
+<w:footnotes xmlns:wpc="http://schemas.microsoft.com/office/word/2010/wordprocessingCanvas" xmlns:cx="http://schemas.microsoft.com/office/drawing/2014/chartex" xmlns:cx1="http://schemas.microsoft.com/office/drawing/2015/9/8/chartex" xmlns:cx2="http://schemas.microsoft.com/office/drawing/2015/10/21/chartex" xmlns:cx3="http://schemas.microsoft.com/office/drawing/2016/5/9/chartex" xmlns:cx4="http://schemas.microsoft.com/office/drawing/2016/5/10/chartex" xmlns:cx5="http://schemas.microsoft.com/office/drawing/2016/5/11/chartex" xmlns:cx6="http://schemas.microsoft.com/office/drawing/2016/5/12/chartex" xmlns:cx7="http://schemas.microsoft.com/office/drawing/2016/5/13/chartex" xmlns:cx8="http://schemas.microsoft.com/office/drawing/2016/5/14/chartex" xmlns:mc="http://schemas.openxmlformats.org/markup-compatibility/2006" xmlns:aink="http://schemas.microsoft.com/office/drawing/2016/ink" xmlns:am3d="http://schemas.microsoft.com/office/drawing/2017/model3d" xmlns:o="urn:schemas-microsoft-com:office:office" xmlns:oel="http://schemas.microsoft.com/office/2019/extlst" xmlns:r="http://schemas.openxmlformats.org/officeDocument/2006/relationships" xmlns:m="http://schemas.openxmlformats.org/officeDocument/2006/math" xmlns:v="urn:schemas-microsoft-com:vml" xmlns:wp14="http://schemas.microsoft.com/office/word/2010/wordprocessingDrawing" xmlns:wp="http://schemas.openxmlformats.org/drawingml/2006/wordprocessingDrawing" xmlns:w10="urn:schemas-microsoft-com:office:word" xmlns:w="http://schemas.openxmlformats.org/wordprocessingml/2006/main" xmlns:w14="http://schemas.microsoft.com/office/word/2010/wordml" xmlns:w15="http://schemas.microsoft.com/office/word/2012/wordml" xmlns:w16cex="http://schemas.microsoft.com/office/word/2018/wordml/cex" xmlns:w16cid="http://schemas.microsoft.com/office/word/2016/wordml/cid" xmlns:w16="http://schemas.microsoft.com/office/word/2018/wordml" xmlns:w16du="http://schemas.microsoft.com/office/word/2023/wordml/word16du" xmlns:w16sdtdh="http://schemas.microsoft.com/office/word/2020/wordml/sdtdatahash" xmlns:w16se="http://schemas.microsoft.com/office/word/2015/wordml/symex" xmlns:wpg="http://schemas.microsoft.com/office/word/2010/wordprocessingGroup" xmlns:wpi="http://schemas.microsoft.com/office/word/2010/wordprocessingInk" xmlns:wne="http://schemas.microsoft.com/office/word/2006/wordml" xmlns:wps="http://schemas.microsoft.com/office/word/2010/wordprocessingShape" mc:Ignorable="w14 w15 w16se w16cid w16 w16cex w16sdtdh w16du wp14">
   <w:footnote w:type="separator" w:id="-1">
     <w:p>
       <w:r>
@@ -4315,7 +4463,7 @@
 </file>
 
 <file path=word/header1.xml><?xml version="1.0" encoding="utf-8"?>
-<w:hdr xmlns:wpc="http://schemas.microsoft.com/office/word/2010/wordprocessingCanvas" xmlns:cx="http://schemas.microsoft.com/office/drawing/2014/chartex" xmlns:cx1="http://schemas.microsoft.com/office/drawing/2015/9/8/chartex" xmlns:cx2="http://schemas.microsoft.com/office/drawing/2015/10/21/chartex" xmlns:cx3="http://schemas.microsoft.com/office/drawing/2016/5/9/chartex" xmlns:cx4="http://schemas.microsoft.com/office/drawing/2016/5/10/chartex" xmlns:cx5="http://schemas.microsoft.com/office/drawing/2016/5/11/chartex" xmlns:cx6="http://schemas.microsoft.com/office/drawing/2016/5/12/chartex" xmlns:cx7="http://schemas.microsoft.com/office/drawing/2016/5/13/chartex" xmlns:cx8="http://schemas.microsoft.com/office/drawing/2016/5/14/chartex" xmlns:mc="http://schemas.openxmlformats.org/markup-compatibility/2006" xmlns:aink="http://schemas.microsoft.com/office/drawing/2016/ink" xmlns:am3d="http://schemas.microsoft.com/office/drawing/2017/model3d" xmlns:o="urn:schemas-microsoft-com:office:office" xmlns:oel="http://schemas.microsoft.com/office/2019/extlst" xmlns:r="http://schemas.openxmlformats.org/officeDocument/2006/relationships" xmlns:m="http://schemas.openxmlformats.org/officeDocument/2006/math" xmlns:v="urn:schemas-microsoft-com:vml" xmlns:wp14="http://schemas.microsoft.com/office/word/2010/wordprocessingDrawing" xmlns:wp="http://schemas.openxmlformats.org/drawingml/2006/wordprocessingDrawing" xmlns:w10="urn:schemas-microsoft-com:office:word" xmlns:w="http://schemas.openxmlformats.org/wordprocessingml/2006/main" xmlns:w14="http://schemas.microsoft.com/office/word/2010/wordml" xmlns:w15="http://schemas.microsoft.com/office/word/2012/wordml" xmlns:w16cex="http://schemas.microsoft.com/office/word/2018/wordml/cex" xmlns:w16cid="http://schemas.microsoft.com/office/word/2016/wordml/cid" xmlns:w16="http://schemas.microsoft.com/office/word/2018/wordml" xmlns:w16sdtdh="http://schemas.microsoft.com/office/word/2020/wordml/sdtdatahash" xmlns:w16se="http://schemas.microsoft.com/office/word/2015/wordml/symex" xmlns:wpg="http://schemas.microsoft.com/office/word/2010/wordprocessingGroup" xmlns:wpi="http://schemas.microsoft.com/office/word/2010/wordprocessingInk" xmlns:wne="http://schemas.microsoft.com/office/word/2006/wordml" xmlns:wps="http://schemas.microsoft.com/office/word/2010/wordprocessingShape" mc:Ignorable="w14 w15 w16se w16cid w16 w16cex w16sdtdh wp14">
+<w:hdr xmlns:wpc="http://schemas.microsoft.com/office/word/2010/wordprocessingCanvas" xmlns:cx="http://schemas.microsoft.com/office/drawing/2014/chartex" xmlns:cx1="http://schemas.microsoft.com/office/drawing/2015/9/8/chartex" xmlns:cx2="http://schemas.microsoft.com/office/drawing/2015/10/21/chartex" xmlns:cx3="http://schemas.microsoft.com/office/drawing/2016/5/9/chartex" xmlns:cx4="http://schemas.microsoft.com/office/drawing/2016/5/10/chartex" xmlns:cx5="http://schemas.microsoft.com/office/drawing/2016/5/11/chartex" xmlns:cx6="http://schemas.microsoft.com/office/drawing/2016/5/12/chartex" xmlns:cx7="http://schemas.microsoft.com/office/drawing/2016/5/13/chartex" xmlns:cx8="http://schemas.microsoft.com/office/drawing/2016/5/14/chartex" xmlns:mc="http://schemas.openxmlformats.org/markup-compatibility/2006" xmlns:aink="http://schemas.microsoft.com/office/drawing/2016/ink" xmlns:am3d="http://schemas.microsoft.com/office/drawing/2017/model3d" xmlns:o="urn:schemas-microsoft-com:office:office" xmlns:oel="http://schemas.microsoft.com/office/2019/extlst" xmlns:r="http://schemas.openxmlformats.org/officeDocument/2006/relationships" xmlns:m="http://schemas.openxmlformats.org/officeDocument/2006/math" xmlns:v="urn:schemas-microsoft-com:vml" xmlns:wp14="http://schemas.microsoft.com/office/word/2010/wordprocessingDrawing" xmlns:wp="http://schemas.openxmlformats.org/drawingml/2006/wordprocessingDrawing" xmlns:w10="urn:schemas-microsoft-com:office:word" xmlns:w="http://schemas.openxmlformats.org/wordprocessingml/2006/main" xmlns:w14="http://schemas.microsoft.com/office/word/2010/wordml" xmlns:w15="http://schemas.microsoft.com/office/word/2012/wordml" xmlns:w16cex="http://schemas.microsoft.com/office/word/2018/wordml/cex" xmlns:w16cid="http://schemas.microsoft.com/office/word/2016/wordml/cid" xmlns:w16="http://schemas.microsoft.com/office/word/2018/wordml" xmlns:w16du="http://schemas.microsoft.com/office/word/2023/wordml/word16du" xmlns:w16sdtdh="http://schemas.microsoft.com/office/word/2020/wordml/sdtdatahash" xmlns:w16se="http://schemas.microsoft.com/office/word/2015/wordml/symex" xmlns:wpg="http://schemas.microsoft.com/office/word/2010/wordprocessingGroup" xmlns:wpi="http://schemas.microsoft.com/office/word/2010/wordprocessingInk" xmlns:wne="http://schemas.microsoft.com/office/word/2006/wordml" xmlns:wps="http://schemas.microsoft.com/office/word/2010/wordprocessingShape" mc:Ignorable="w14 w15 w16se w16cid w16 w16cex w16sdtdh w16du wp14">
   <w:p>
     <w:pPr>
       <w:pStyle w:val="a6"/>
@@ -4328,12 +4476,12 @@
 </file>
 
 <file path=word/header2.xml><?xml version="1.0" encoding="utf-8"?>
-<w:hdr xmlns:wpc="http://schemas.microsoft.com/office/word/2010/wordprocessingCanvas" xmlns:cx="http://schemas.microsoft.com/office/drawing/2014/chartex" xmlns:cx1="http://schemas.microsoft.com/office/drawing/2015/9/8/chartex" xmlns:cx2="http://schemas.microsoft.com/office/drawing/2015/10/21/chartex" xmlns:cx3="http://schemas.microsoft.com/office/drawing/2016/5/9/chartex" xmlns:cx4="http://schemas.microsoft.com/office/drawing/2016/5/10/chartex" xmlns:cx5="http://schemas.microsoft.com/office/drawing/2016/5/11/chartex" xmlns:cx6="http://schemas.microsoft.com/office/drawing/2016/5/12/chartex" xmlns:cx7="http://schemas.microsoft.com/office/drawing/2016/5/13/chartex" xmlns:cx8="http://schemas.microsoft.com/office/drawing/2016/5/14/chartex" xmlns:mc="http://schemas.openxmlformats.org/markup-compatibility/2006" xmlns:aink="http://schemas.microsoft.com/office/drawing/2016/ink" xmlns:am3d="http://schemas.microsoft.com/office/drawing/2017/model3d" xmlns:o="urn:schemas-microsoft-com:office:office" xmlns:oel="http://schemas.microsoft.com/office/2019/extlst" xmlns:r="http://schemas.openxmlformats.org/officeDocument/2006/relationships" xmlns:m="http://schemas.openxmlformats.org/officeDocument/2006/math" xmlns:v="urn:schemas-microsoft-com:vml" xmlns:wp14="http://schemas.microsoft.com/office/word/2010/wordprocessingDrawing" xmlns:wp="http://schemas.openxmlformats.org/drawingml/2006/wordprocessingDrawing" xmlns:w10="urn:schemas-microsoft-com:office:word" xmlns:w="http://schemas.openxmlformats.org/wordprocessingml/2006/main" xmlns:w14="http://schemas.microsoft.com/office/word/2010/wordml" xmlns:w15="http://schemas.microsoft.com/office/word/2012/wordml" xmlns:w16cex="http://schemas.microsoft.com/office/word/2018/wordml/cex" xmlns:w16cid="http://schemas.microsoft.com/office/word/2016/wordml/cid" xmlns:w16="http://schemas.microsoft.com/office/word/2018/wordml" xmlns:w16sdtdh="http://schemas.microsoft.com/office/word/2020/wordml/sdtdatahash" xmlns:w16se="http://schemas.microsoft.com/office/word/2015/wordml/symex" xmlns:wpg="http://schemas.microsoft.com/office/word/2010/wordprocessingGroup" xmlns:wpi="http://schemas.microsoft.com/office/word/2010/wordprocessingInk" xmlns:wne="http://schemas.microsoft.com/office/word/2006/wordml" xmlns:wps="http://schemas.microsoft.com/office/word/2010/wordprocessingShape" mc:Ignorable="w14 w15 w16se w16cid w16 w16cex w16sdtdh wp14">
+<w:hdr xmlns:wpc="http://schemas.microsoft.com/office/word/2010/wordprocessingCanvas" xmlns:cx="http://schemas.microsoft.com/office/drawing/2014/chartex" xmlns:cx1="http://schemas.microsoft.com/office/drawing/2015/9/8/chartex" xmlns:cx2="http://schemas.microsoft.com/office/drawing/2015/10/21/chartex" xmlns:cx3="http://schemas.microsoft.com/office/drawing/2016/5/9/chartex" xmlns:cx4="http://schemas.microsoft.com/office/drawing/2016/5/10/chartex" xmlns:cx5="http://schemas.microsoft.com/office/drawing/2016/5/11/chartex" xmlns:cx6="http://schemas.microsoft.com/office/drawing/2016/5/12/chartex" xmlns:cx7="http://schemas.microsoft.com/office/drawing/2016/5/13/chartex" xmlns:cx8="http://schemas.microsoft.com/office/drawing/2016/5/14/chartex" xmlns:mc="http://schemas.openxmlformats.org/markup-compatibility/2006" xmlns:aink="http://schemas.microsoft.com/office/drawing/2016/ink" xmlns:am3d="http://schemas.microsoft.com/office/drawing/2017/model3d" xmlns:o="urn:schemas-microsoft-com:office:office" xmlns:oel="http://schemas.microsoft.com/office/2019/extlst" xmlns:r="http://schemas.openxmlformats.org/officeDocument/2006/relationships" xmlns:m="http://schemas.openxmlformats.org/officeDocument/2006/math" xmlns:v="urn:schemas-microsoft-com:vml" xmlns:wp14="http://schemas.microsoft.com/office/word/2010/wordprocessingDrawing" xmlns:wp="http://schemas.openxmlformats.org/drawingml/2006/wordprocessingDrawing" xmlns:w10="urn:schemas-microsoft-com:office:word" xmlns:w="http://schemas.openxmlformats.org/wordprocessingml/2006/main" xmlns:w14="http://schemas.microsoft.com/office/word/2010/wordml" xmlns:w15="http://schemas.microsoft.com/office/word/2012/wordml" xmlns:w16cex="http://schemas.microsoft.com/office/word/2018/wordml/cex" xmlns:w16cid="http://schemas.microsoft.com/office/word/2016/wordml/cid" xmlns:w16="http://schemas.microsoft.com/office/word/2018/wordml" xmlns:w16du="http://schemas.microsoft.com/office/word/2023/wordml/word16du" xmlns:w16sdtdh="http://schemas.microsoft.com/office/word/2020/wordml/sdtdatahash" xmlns:w16se="http://schemas.microsoft.com/office/word/2015/wordml/symex" xmlns:wpg="http://schemas.microsoft.com/office/word/2010/wordprocessingGroup" xmlns:wpi="http://schemas.microsoft.com/office/word/2010/wordprocessingInk" xmlns:wne="http://schemas.microsoft.com/office/word/2006/wordml" xmlns:wps="http://schemas.microsoft.com/office/word/2010/wordprocessingShape" mc:Ignorable="w14 w15 w16se w16cid w16 w16cex w16sdtdh w16du wp14">
   <w:p>
     <w:pPr>
       <w:jc w:val="center"/>
       <w:rPr>
-        <w:rFonts w:ascii="微软雅黑" w:eastAsia="微软雅黑" w:hAnsi="微软雅黑"/>
+        <w:rFonts w:ascii="微软雅黑" w:eastAsia="微软雅黑" w:hAnsi="微软雅黑" w:hint="eastAsia"/>
         <w:sz w:val="20"/>
       </w:rPr>
     </w:pPr>
@@ -4438,12 +4586,12 @@
 </file>
 
 <file path=word/header3.xml><?xml version="1.0" encoding="utf-8"?>
-<w:hdr xmlns:wpc="http://schemas.microsoft.com/office/word/2010/wordprocessingCanvas" xmlns:cx="http://schemas.microsoft.com/office/drawing/2014/chartex" xmlns:cx1="http://schemas.microsoft.com/office/drawing/2015/9/8/chartex" xmlns:cx2="http://schemas.microsoft.com/office/drawing/2015/10/21/chartex" xmlns:cx3="http://schemas.microsoft.com/office/drawing/2016/5/9/chartex" xmlns:cx4="http://schemas.microsoft.com/office/drawing/2016/5/10/chartex" xmlns:cx5="http://schemas.microsoft.com/office/drawing/2016/5/11/chartex" xmlns:cx6="http://schemas.microsoft.com/office/drawing/2016/5/12/chartex" xmlns:cx7="http://schemas.microsoft.com/office/drawing/2016/5/13/chartex" xmlns:cx8="http://schemas.microsoft.com/office/drawing/2016/5/14/chartex" xmlns:mc="http://schemas.openxmlformats.org/markup-compatibility/2006" xmlns:aink="http://schemas.microsoft.com/office/drawing/2016/ink" xmlns:am3d="http://schemas.microsoft.com/office/drawing/2017/model3d" xmlns:o="urn:schemas-microsoft-com:office:office" xmlns:oel="http://schemas.microsoft.com/office/2019/extlst" xmlns:r="http://schemas.openxmlformats.org/officeDocument/2006/relationships" xmlns:m="http://schemas.openxmlformats.org/officeDocument/2006/math" xmlns:v="urn:schemas-microsoft-com:vml" xmlns:wp14="http://schemas.microsoft.com/office/word/2010/wordprocessingDrawing" xmlns:wp="http://schemas.openxmlformats.org/drawingml/2006/wordprocessingDrawing" xmlns:w10="urn:schemas-microsoft-com:office:word" xmlns:w="http://schemas.openxmlformats.org/wordprocessingml/2006/main" xmlns:w14="http://schemas.microsoft.com/office/word/2010/wordml" xmlns:w15="http://schemas.microsoft.com/office/word/2012/wordml" xmlns:w16cex="http://schemas.microsoft.com/office/word/2018/wordml/cex" xmlns:w16cid="http://schemas.microsoft.com/office/word/2016/wordml/cid" xmlns:w16="http://schemas.microsoft.com/office/word/2018/wordml" xmlns:w16sdtdh="http://schemas.microsoft.com/office/word/2020/wordml/sdtdatahash" xmlns:w16se="http://schemas.microsoft.com/office/word/2015/wordml/symex" xmlns:wpg="http://schemas.microsoft.com/office/word/2010/wordprocessingGroup" xmlns:wpi="http://schemas.microsoft.com/office/word/2010/wordprocessingInk" xmlns:wne="http://schemas.microsoft.com/office/word/2006/wordml" xmlns:wps="http://schemas.microsoft.com/office/word/2010/wordprocessingShape" mc:Ignorable="w14 w15 w16se w16cid w16 w16cex w16sdtdh wp14">
+<w:hdr xmlns:wpc="http://schemas.microsoft.com/office/word/2010/wordprocessingCanvas" xmlns:cx="http://schemas.microsoft.com/office/drawing/2014/chartex" xmlns:cx1="http://schemas.microsoft.com/office/drawing/2015/9/8/chartex" xmlns:cx2="http://schemas.microsoft.com/office/drawing/2015/10/21/chartex" xmlns:cx3="http://schemas.microsoft.com/office/drawing/2016/5/9/chartex" xmlns:cx4="http://schemas.microsoft.com/office/drawing/2016/5/10/chartex" xmlns:cx5="http://schemas.microsoft.com/office/drawing/2016/5/11/chartex" xmlns:cx6="http://schemas.microsoft.com/office/drawing/2016/5/12/chartex" xmlns:cx7="http://schemas.microsoft.com/office/drawing/2016/5/13/chartex" xmlns:cx8="http://schemas.microsoft.com/office/drawing/2016/5/14/chartex" xmlns:mc="http://schemas.openxmlformats.org/markup-compatibility/2006" xmlns:aink="http://schemas.microsoft.com/office/drawing/2016/ink" xmlns:am3d="http://schemas.microsoft.com/office/drawing/2017/model3d" xmlns:o="urn:schemas-microsoft-com:office:office" xmlns:oel="http://schemas.microsoft.com/office/2019/extlst" xmlns:r="http://schemas.openxmlformats.org/officeDocument/2006/relationships" xmlns:m="http://schemas.openxmlformats.org/officeDocument/2006/math" xmlns:v="urn:schemas-microsoft-com:vml" xmlns:wp14="http://schemas.microsoft.com/office/word/2010/wordprocessingDrawing" xmlns:wp="http://schemas.openxmlformats.org/drawingml/2006/wordprocessingDrawing" xmlns:w10="urn:schemas-microsoft-com:office:word" xmlns:w="http://schemas.openxmlformats.org/wordprocessingml/2006/main" xmlns:w14="http://schemas.microsoft.com/office/word/2010/wordml" xmlns:w15="http://schemas.microsoft.com/office/word/2012/wordml" xmlns:w16cex="http://schemas.microsoft.com/office/word/2018/wordml/cex" xmlns:w16cid="http://schemas.microsoft.com/office/word/2016/wordml/cid" xmlns:w16="http://schemas.microsoft.com/office/word/2018/wordml" xmlns:w16du="http://schemas.microsoft.com/office/word/2023/wordml/word16du" xmlns:w16sdtdh="http://schemas.microsoft.com/office/word/2020/wordml/sdtdatahash" xmlns:w16se="http://schemas.microsoft.com/office/word/2015/wordml/symex" xmlns:wpg="http://schemas.microsoft.com/office/word/2010/wordprocessingGroup" xmlns:wpi="http://schemas.microsoft.com/office/word/2010/wordprocessingInk" xmlns:wne="http://schemas.microsoft.com/office/word/2006/wordml" xmlns:wps="http://schemas.microsoft.com/office/word/2010/wordprocessingShape" mc:Ignorable="w14 w15 w16se w16cid w16 w16cex w16sdtdh w16du wp14">
   <w:p>
     <w:pPr>
       <w:jc w:val="center"/>
       <w:rPr>
-        <w:rFonts w:ascii="微软雅黑" w:eastAsia="微软雅黑" w:hAnsi="微软雅黑"/>
+        <w:rFonts w:ascii="微软雅黑" w:eastAsia="微软雅黑" w:hAnsi="微软雅黑" w:hint="eastAsia"/>
         <w:sz w:val="20"/>
       </w:rPr>
     </w:pPr>
@@ -4548,7 +4696,7 @@
 </file>
 
 <file path=word/styles.xml><?xml version="1.0" encoding="utf-8"?>
-<w:styles xmlns:mc="http://schemas.openxmlformats.org/markup-compatibility/2006" xmlns:r="http://schemas.openxmlformats.org/officeDocument/2006/relationships" xmlns:w="http://schemas.openxmlformats.org/wordprocessingml/2006/main" xmlns:w14="http://schemas.microsoft.com/office/word/2010/wordml" xmlns:w15="http://schemas.microsoft.com/office/word/2012/wordml" xmlns:w16cex="http://schemas.microsoft.com/office/word/2018/wordml/cex" xmlns:w16cid="http://schemas.microsoft.com/office/word/2016/wordml/cid" xmlns:w16="http://schemas.microsoft.com/office/word/2018/wordml" xmlns:w16sdtdh="http://schemas.microsoft.com/office/word/2020/wordml/sdtdatahash" xmlns:w16se="http://schemas.microsoft.com/office/word/2015/wordml/symex" mc:Ignorable="w14 w15 w16se w16cid w16 w16cex w16sdtdh">
+<w:styles xmlns:mc="http://schemas.openxmlformats.org/markup-compatibility/2006" xmlns:r="http://schemas.openxmlformats.org/officeDocument/2006/relationships" xmlns:w="http://schemas.openxmlformats.org/wordprocessingml/2006/main" xmlns:w14="http://schemas.microsoft.com/office/word/2010/wordml" xmlns:w15="http://schemas.microsoft.com/office/word/2012/wordml" xmlns:w16cex="http://schemas.microsoft.com/office/word/2018/wordml/cex" xmlns:w16cid="http://schemas.microsoft.com/office/word/2016/wordml/cid" xmlns:w16="http://schemas.microsoft.com/office/word/2018/wordml" xmlns:w16du="http://schemas.microsoft.com/office/word/2023/wordml/word16du" xmlns:w16sdtdh="http://schemas.microsoft.com/office/word/2020/wordml/sdtdatahash" xmlns:w16se="http://schemas.microsoft.com/office/word/2015/wordml/symex" mc:Ignorable="w14 w15 w16se w16cid w16 w16cex w16sdtdh w16du">
   <w:docDefaults>
     <w:rPrDefault>
       <w:rPr>
